--- a/labs/diagnoza_lab3.docx
+++ b/labs/diagnoza_lab3.docx
@@ -1420,15 +1420,7 @@
         <w:rPr>
           <w:color w:val="1C1C2E"/>
         </w:rPr>
-        <w:t>interpretacją</w:t>
-      </w:r>
-      <w:bookmarkStart w:id="0" w:name="_GoBack"/>
-      <w:bookmarkEnd w:id="0"/>
-      <w:r>
-        <w:rPr>
-          <w:color w:val="1C1C2E"/>
-        </w:rPr>
-        <w:t xml:space="preserve"> dwóch kluczowych narzędzi: NEO-PI-R mierzącego cechy osobowości</w:t>
+        <w:t>interpretacją dwóch kluczowych narzędzi: NEO-PI-R mierzącego cechy osobowości</w:t>
       </w:r>
       <w:r>
         <w:rPr>
@@ -4352,7 +4344,25 @@
                 <w:sz w:val="20"/>
                 <w:szCs w:val="20"/>
               </w:rPr>
-              <w:t>Zaufanie, prosłeczność, altruizm, współpraca, skromność, czułość</w:t>
+              <w:t>Zaufanie, pros</w:t>
+            </w:r>
+            <w:r>
+              <w:rPr>
+                <w:rFonts w:ascii="Calibri" w:eastAsia="Calibri" w:hAnsi="Calibri" w:cs="Calibri"/>
+                <w:color w:val="1C1C2E"/>
+                <w:sz w:val="20"/>
+                <w:szCs w:val="20"/>
+              </w:rPr>
+              <w:t>po</w:t>
+            </w:r>
+            <w:r>
+              <w:rPr>
+                <w:rFonts w:ascii="Calibri" w:eastAsia="Calibri" w:hAnsi="Calibri" w:cs="Calibri"/>
+                <w:color w:val="1C1C2E"/>
+                <w:sz w:val="20"/>
+                <w:szCs w:val="20"/>
+              </w:rPr>
+              <w:t>łeczność, altruizm, współpraca, skromność, czułość</w:t>
             </w:r>
           </w:p>
         </w:tc>
@@ -4901,9 +4911,9 @@
         <w:tblLook w:val="04A0" w:firstRow="1" w:lastRow="0" w:firstColumn="1" w:lastColumn="0" w:noHBand="0" w:noVBand="1"/>
       </w:tblPr>
       <w:tblGrid>
-        <w:gridCol w:w="1400"/>
-        <w:gridCol w:w="2000"/>
-        <w:gridCol w:w="6373"/>
+        <w:gridCol w:w="1126"/>
+        <w:gridCol w:w="1701"/>
+        <w:gridCol w:w="6946"/>
       </w:tblGrid>
       <w:tr>
         <w:trPr>
@@ -4911,7 +4921,7 @@
         </w:trPr>
         <w:tc>
           <w:tcPr>
-            <w:tcW w:w="1400" w:type="dxa"/>
+            <w:tcW w:w="1126" w:type="dxa"/>
             <w:tcBorders>
               <w:top w:val="single" w:sz="2" w:space="0" w:color="1A7A6E"/>
               <w:left w:val="single" w:sz="6" w:space="0" w:color="1A3557"/>
@@ -4946,7 +4956,7 @@
         </w:tc>
         <w:tc>
           <w:tcPr>
-            <w:tcW w:w="2000" w:type="dxa"/>
+            <w:tcW w:w="1701" w:type="dxa"/>
             <w:tcBorders>
               <w:top w:val="single" w:sz="2" w:space="0" w:color="1A7A6E"/>
               <w:left w:val="single" w:sz="6" w:space="0" w:color="1A3557"/>
@@ -4981,7 +4991,7 @@
         </w:tc>
         <w:tc>
           <w:tcPr>
-            <w:tcW w:w="6373" w:type="dxa"/>
+            <w:tcW w:w="6946" w:type="dxa"/>
             <w:tcBorders>
               <w:top w:val="single" w:sz="2" w:space="0" w:color="1A7A6E"/>
               <w:left w:val="single" w:sz="6" w:space="0" w:color="1A3557"/>
@@ -5018,7 +5028,7 @@
       <w:tr>
         <w:tc>
           <w:tcPr>
-            <w:tcW w:w="1400" w:type="dxa"/>
+            <w:tcW w:w="1126" w:type="dxa"/>
             <w:tcBorders>
               <w:top w:val="single" w:sz="2" w:space="0" w:color="1A7A6E"/>
               <w:left w:val="single" w:sz="2" w:space="0" w:color="1A3557"/>
@@ -5048,7 +5058,7 @@
         </w:tc>
         <w:tc>
           <w:tcPr>
-            <w:tcW w:w="2000" w:type="dxa"/>
+            <w:tcW w:w="1701" w:type="dxa"/>
             <w:tcBorders>
               <w:top w:val="single" w:sz="2" w:space="0" w:color="1A7A6E"/>
               <w:left w:val="single" w:sz="2" w:space="0" w:color="1A3557"/>
@@ -5078,7 +5088,7 @@
         </w:tc>
         <w:tc>
           <w:tcPr>
-            <w:tcW w:w="6373" w:type="dxa"/>
+            <w:tcW w:w="6946" w:type="dxa"/>
             <w:tcBorders>
               <w:top w:val="single" w:sz="2" w:space="0" w:color="1A7A6E"/>
               <w:left w:val="single" w:sz="2" w:space="0" w:color="1A3557"/>
@@ -5110,7 +5120,7 @@
       <w:tr>
         <w:tc>
           <w:tcPr>
-            <w:tcW w:w="1400" w:type="dxa"/>
+            <w:tcW w:w="1126" w:type="dxa"/>
             <w:tcBorders>
               <w:top w:val="single" w:sz="2" w:space="0" w:color="1A7A6E"/>
               <w:left w:val="single" w:sz="2" w:space="0" w:color="1A3557"/>
@@ -5140,7 +5150,7 @@
         </w:tc>
         <w:tc>
           <w:tcPr>
-            <w:tcW w:w="2000" w:type="dxa"/>
+            <w:tcW w:w="1701" w:type="dxa"/>
             <w:tcBorders>
               <w:top w:val="single" w:sz="2" w:space="0" w:color="1A7A6E"/>
               <w:left w:val="single" w:sz="2" w:space="0" w:color="1A3557"/>
@@ -5170,7 +5180,7 @@
         </w:tc>
         <w:tc>
           <w:tcPr>
-            <w:tcW w:w="6373" w:type="dxa"/>
+            <w:tcW w:w="6946" w:type="dxa"/>
             <w:tcBorders>
               <w:top w:val="single" w:sz="2" w:space="0" w:color="1A7A6E"/>
               <w:left w:val="single" w:sz="2" w:space="0" w:color="1A3557"/>
@@ -5238,7 +5248,7 @@
       <w:tr>
         <w:tc>
           <w:tcPr>
-            <w:tcW w:w="1400" w:type="dxa"/>
+            <w:tcW w:w="1126" w:type="dxa"/>
             <w:tcBorders>
               <w:top w:val="single" w:sz="2" w:space="0" w:color="1A7A6E"/>
               <w:left w:val="single" w:sz="2" w:space="0" w:color="1A3557"/>
@@ -5268,7 +5278,7 @@
         </w:tc>
         <w:tc>
           <w:tcPr>
-            <w:tcW w:w="2000" w:type="dxa"/>
+            <w:tcW w:w="1701" w:type="dxa"/>
             <w:tcBorders>
               <w:top w:val="single" w:sz="2" w:space="0" w:color="1A7A6E"/>
               <w:left w:val="single" w:sz="2" w:space="0" w:color="1A3557"/>
@@ -5298,7 +5308,7 @@
         </w:tc>
         <w:tc>
           <w:tcPr>
-            <w:tcW w:w="6373" w:type="dxa"/>
+            <w:tcW w:w="6946" w:type="dxa"/>
             <w:tcBorders>
               <w:top w:val="single" w:sz="2" w:space="0" w:color="1A7A6E"/>
               <w:left w:val="single" w:sz="2" w:space="0" w:color="1A3557"/>
@@ -5330,7 +5340,7 @@
       <w:tr>
         <w:tc>
           <w:tcPr>
-            <w:tcW w:w="1400" w:type="dxa"/>
+            <w:tcW w:w="1126" w:type="dxa"/>
             <w:tcBorders>
               <w:top w:val="single" w:sz="2" w:space="0" w:color="1A7A6E"/>
               <w:left w:val="single" w:sz="2" w:space="0" w:color="1A3557"/>
@@ -5360,7 +5370,7 @@
         </w:tc>
         <w:tc>
           <w:tcPr>
-            <w:tcW w:w="2000" w:type="dxa"/>
+            <w:tcW w:w="1701" w:type="dxa"/>
             <w:tcBorders>
               <w:top w:val="single" w:sz="2" w:space="0" w:color="1A7A6E"/>
               <w:left w:val="single" w:sz="2" w:space="0" w:color="1A3557"/>
@@ -5390,7 +5400,7 @@
         </w:tc>
         <w:tc>
           <w:tcPr>
-            <w:tcW w:w="6373" w:type="dxa"/>
+            <w:tcW w:w="6946" w:type="dxa"/>
             <w:tcBorders>
               <w:top w:val="single" w:sz="2" w:space="0" w:color="1A7A6E"/>
               <w:left w:val="single" w:sz="2" w:space="0" w:color="1A3557"/>
@@ -5422,7 +5432,7 @@
       <w:tr>
         <w:tc>
           <w:tcPr>
-            <w:tcW w:w="1400" w:type="dxa"/>
+            <w:tcW w:w="1126" w:type="dxa"/>
             <w:tcBorders>
               <w:top w:val="single" w:sz="2" w:space="0" w:color="1A7A6E"/>
               <w:left w:val="single" w:sz="2" w:space="0" w:color="1A3557"/>
@@ -5452,7 +5462,7 @@
         </w:tc>
         <w:tc>
           <w:tcPr>
-            <w:tcW w:w="2000" w:type="dxa"/>
+            <w:tcW w:w="1701" w:type="dxa"/>
             <w:tcBorders>
               <w:top w:val="single" w:sz="2" w:space="0" w:color="1A7A6E"/>
               <w:left w:val="single" w:sz="2" w:space="0" w:color="1A3557"/>
@@ -5482,7 +5492,7 @@
         </w:tc>
         <w:tc>
           <w:tcPr>
-            <w:tcW w:w="6373" w:type="dxa"/>
+            <w:tcW w:w="6946" w:type="dxa"/>
             <w:tcBorders>
               <w:top w:val="single" w:sz="2" w:space="0" w:color="1A7A6E"/>
               <w:left w:val="single" w:sz="2" w:space="0" w:color="1A3557"/>
@@ -6938,6 +6948,15 @@
               <w:rPr>
                 <w:rFonts w:ascii="Calibri" w:eastAsia="Calibri" w:hAnsi="Calibri" w:cs="Calibri"/>
                 <w:color w:val="1C1C2E"/>
+                <w:sz w:val="20"/>
+                <w:szCs w:val="20"/>
+              </w:rPr>
+              <w:br/>
+            </w:r>
+            <w:r>
+              <w:rPr>
+                <w:rFonts w:ascii="Calibri" w:eastAsia="Calibri" w:hAnsi="Calibri" w:cs="Calibri"/>
+                <w:color w:val="1C1C2E"/>
                 <w:spacing w:val="-8"/>
                 <w:sz w:val="20"/>
                 <w:szCs w:val="20"/>
@@ -10559,7 +10578,6 @@
           <w:p>
             <w:pPr>
               <w:spacing w:before="40" w:after="60"/>
-              <w:jc w:val="both"/>
             </w:pPr>
             <w:r>
               <w:rPr>
@@ -10580,7 +10598,21 @@
                 <w:rFonts w:asciiTheme="minorHAnsi" w:hAnsiTheme="minorHAnsi" w:cstheme="minorHAnsi"/>
                 <w:color w:val="1C1C2E"/>
               </w:rPr>
-              <w:t>tabelach: zielone tło = klinicznie podwyższone (wymaga interpretacji); czerwone tło = klinicznie obniżone; białe / szare = zakres przeciętny.</w:t>
+              <w:t xml:space="preserve">tabelach: zielone tło = klinicznie podwyższone (wymaga interpretacji); </w:t>
+            </w:r>
+            <w:r>
+              <w:rPr>
+                <w:rFonts w:asciiTheme="minorHAnsi" w:hAnsiTheme="minorHAnsi" w:cstheme="minorHAnsi"/>
+                <w:color w:val="1C1C2E"/>
+              </w:rPr>
+              <w:br/>
+            </w:r>
+            <w:r>
+              <w:rPr>
+                <w:rFonts w:asciiTheme="minorHAnsi" w:hAnsiTheme="minorHAnsi" w:cstheme="minorHAnsi"/>
+                <w:color w:val="1C1C2E"/>
+              </w:rPr>
+              <w:t>czerwone tło = klinicznie obniżone; białe / szare = zakres przeciętny.</w:t>
             </w:r>
           </w:p>
         </w:tc>
@@ -11123,6 +11155,9 @@
             <w:vAlign w:val="center"/>
           </w:tcPr>
           <w:p>
+            <w:pPr>
+              <w:jc w:val="center"/>
+            </w:pPr>
             <w:r>
               <w:rPr>
                 <w:rFonts w:ascii="Calibri" w:eastAsia="Calibri" w:hAnsi="Calibri" w:cs="Calibri"/>
@@ -11289,6 +11324,9 @@
             <w:vAlign w:val="center"/>
           </w:tcPr>
           <w:p>
+            <w:pPr>
+              <w:jc w:val="center"/>
+            </w:pPr>
             <w:r>
               <w:rPr>
                 <w:rFonts w:ascii="Calibri" w:eastAsia="Calibri" w:hAnsi="Calibri" w:cs="Calibri"/>
@@ -11419,6 +11457,9 @@
             <w:vAlign w:val="center"/>
           </w:tcPr>
           <w:p>
+            <w:pPr>
+              <w:jc w:val="center"/>
+            </w:pPr>
             <w:r>
               <w:rPr>
                 <w:rFonts w:ascii="Calibri" w:eastAsia="Calibri" w:hAnsi="Calibri" w:cs="Calibri"/>
@@ -11592,6 +11633,9 @@
             <w:vAlign w:val="center"/>
           </w:tcPr>
           <w:p>
+            <w:pPr>
+              <w:jc w:val="center"/>
+            </w:pPr>
             <w:r>
               <w:rPr>
                 <w:rFonts w:ascii="Calibri" w:eastAsia="Calibri" w:hAnsi="Calibri" w:cs="Calibri"/>
@@ -11758,6 +11802,9 @@
             <w:vAlign w:val="center"/>
           </w:tcPr>
           <w:p>
+            <w:pPr>
+              <w:jc w:val="center"/>
+            </w:pPr>
             <w:r>
               <w:rPr>
                 <w:rFonts w:ascii="Calibri" w:eastAsia="Calibri" w:hAnsi="Calibri" w:cs="Calibri"/>
@@ -15430,9 +15477,6 @@
             <w:vAlign w:val="center"/>
           </w:tcPr>
           <w:p>
-            <w:pPr>
-              <w:jc w:val="center"/>
-            </w:pPr>
             <w:r>
               <w:rPr>
                 <w:rFonts w:ascii="Calibri" w:eastAsia="Calibri" w:hAnsi="Calibri" w:cs="Calibri"/>
@@ -18254,7 +18298,7 @@
                 <w:color w:val="1C1C2E"/>
                 <w:spacing w:val="-4"/>
               </w:rPr>
-              <w:t>dyskusji śrdkowej porównacie swoje interpretacje</w:t>
+              <w:t>dyskusji porównacie swoje interpretacje</w:t>
             </w:r>
             <w:r>
               <w:rPr>
@@ -30617,6 +30661,8 @@
         </w:rPr>
         <w:t>Oxford University Press. [Rozdziały 3–6: interpretacja profilu]</w:t>
       </w:r>
+      <w:bookmarkStart w:id="0" w:name="_GoBack"/>
+      <w:bookmarkEnd w:id="0"/>
     </w:p>
     <w:p/>
     <w:p>
@@ -31344,7 +31390,6 @@
           <w:docPartUnique/>
         </w:docPartObj>
       </w:sdtPr>
-      <w:sdtEndPr/>
       <w:sdtContent>
         <w:r>
           <w:rPr>
